--- a/docs/documentos-funcionales/06-mis-simulaciones.docx
+++ b/docs/documentos-funcionales/06-mis-simulaciones.docx
@@ -14,7 +14,7 @@
           <w:sz w:val="18"/>
           <w:szCs w:val="18"/>
         </w:rPr>
-        <w:t xml:space="preserve">BBVA MI CASA — PROTOTIPO FUNCIONAL</w:t>
+        <w:t xml:space="preserve">BBVA MI CASA — REQUERIMIENTOS FUNCIONALES</w:t>
       </w:r>
     </w:p>
     <w:p>
@@ -43,26 +43,7 @@
           <w:sz w:val="20"/>
           <w:szCs w:val="20"/>
         </w:rPr>
-        <w:t xml:space="preserve">Documento funcional  ·  15 de septiembre de 2026</w:t>
-      </w:r>
-    </w:p>
-    <w:p>
-      <w:pPr>
-        <w:pBdr>
-          <w:left w:val="single" w:color="004481" w:sz="18" w:space="8"/>
-        </w:pBdr>
-        <w:spacing w:after="60"/>
-        <w:ind w:left="200"/>
-      </w:pPr>
-      <w:r>
-        <w:rPr>
-          <w:i/>
-          <w:iCs/>
-          <w:color w:val="5B6B7A"/>
-          <w:sz w:val="20"/>
-          <w:szCs w:val="20"/>
-        </w:rPr>
-        <w:t xml:space="preserve">Nota de alcance: este documento describe el funcionamiento de una MAQUETA / PROTOTIPO FUNCIONAL de BBVA Mi Casa (una interfaz navegable con datos y reglas de ejemplo, sin backend ni integraciones reales), no la documentación de un proyecto en producción. Donde algo hoy está simulado, mockeado o pendiente de definición, se aclara explícitamente en las secciones de Integraciones, Seguridad y Pendientes.</w:t>
+        <w:t xml:space="preserve">Requerimiento funcional  ·  15 de septiembre de 2026</w:t>
       </w:r>
     </w:p>
     <w:p>
@@ -118,7 +99,7 @@
           <w:bCs/>
           <w:color w:val="0B1F3A"/>
         </w:rPr>
-        <w:t xml:space="preserve">Incluye en este prototipo</w:t>
+        <w:t xml:space="preserve">Incluye</w:t>
       </w:r>
     </w:p>
     <w:p>
@@ -170,7 +151,7 @@
         <w:spacing w:after="90"/>
       </w:pPr>
       <w:r>
-        <w:t xml:space="preserve">Botón "Contactar asesor hipotecario" (WhatsApp) por simulación.</w:t>
+        <w:t xml:space="preserve">Botón "Contactar asesor hipotecario" por simulación (Módulo 10).</w:t>
       </w:r>
     </w:p>
     <w:p>
@@ -184,20 +165,20 @@
           <w:bCs/>
           <w:color w:val="0B1F3A"/>
         </w:rPr>
-        <w:t xml:space="preserve">No incluye</w:t>
-      </w:r>
-    </w:p>
-    <w:p>
-      <w:pPr>
-        <w:pStyle w:val="ListParagraph"/>
-        <w:numPr>
-          <w:ilvl w:val="0"/>
-          <w:numId w:val="2"/>
-        </w:numPr>
-        <w:spacing w:after="90"/>
-      </w:pPr>
-      <w:r>
-        <w:t xml:space="preserve">Editar o eliminar una simulación guardada.</w:t>
+        <w:t xml:space="preserve">Fuera de alcance</w:t>
+      </w:r>
+    </w:p>
+    <w:p>
+      <w:pPr>
+        <w:pStyle w:val="ListParagraph"/>
+        <w:numPr>
+          <w:ilvl w:val="0"/>
+          <w:numId w:val="2"/>
+        </w:numPr>
+        <w:spacing w:after="90"/>
+      </w:pPr>
+      <w:r>
+        <w:t xml:space="preserve">Editar una simulación guardada (ver Pendientes).</w:t>
       </w:r>
     </w:p>
     <w:p>
@@ -296,7 +277,7 @@
         <w:spacing w:after="90"/>
       </w:pPr>
       <w:r>
-        <w:t xml:space="preserve">(Opcional) vincula una propiedad a una simulación, o contacta a un asesor hipotecario por WhatsApp.</w:t>
+        <w:t xml:space="preserve">(Opcional) vincula una propiedad a una simulación, o contacta a un asesor hipotecario.</w:t>
       </w:r>
     </w:p>
     <w:p>
@@ -326,7 +307,7 @@
         <w:spacing w:after="90"/>
       </w:pPr>
       <w:r>
-        <w:t xml:space="preserve">Cada simulación guardada queda asociada para siempre a la cuenta que la generó (namespaced por email).</w:t>
+        <w:t xml:space="preserve">Cada simulación guardada queda asociada a la cuenta que la generó.</w:t>
       </w:r>
     </w:p>
     <w:p>
@@ -356,20 +337,33 @@
           <w:bCs/>
           <w:color w:val="004481"/>
         </w:rPr>
-        <w:t xml:space="preserve">6. Datos que maneja — equipo de Data</w:t>
-      </w:r>
-    </w:p>
-    <w:p>
-      <w:pPr>
-        <w:pStyle w:val="ListParagraph"/>
-        <w:numPr>
-          <w:ilvl w:val="0"/>
-          <w:numId w:val="2"/>
-        </w:numPr>
-        <w:spacing w:after="90"/>
-      </w:pPr>
-      <w:r>
-        <w:t xml:space="preserve">Historial completo de simulaciones por cuenta (ingreso, enganche, plazo, capacidad, cuota, tasa, si es cliente BBVA, propiedades vinculadas), persistido en localStorage namespaced por email.</w:t>
+        <w:t xml:space="preserve">6. Requerimientos de datos — equipo de Data</w:t>
+      </w:r>
+    </w:p>
+    <w:p>
+      <w:pPr>
+        <w:pStyle w:val="ListParagraph"/>
+        <w:numPr>
+          <w:ilvl w:val="0"/>
+          <w:numId w:val="2"/>
+        </w:numPr>
+        <w:spacing w:after="90"/>
+      </w:pPr>
+      <w:r>
+        <w:t xml:space="preserve">Historial de simulaciones por usuario (ingreso, enganche, plazo, capacidad, cuota, tasa, si es cliente BBVA, propiedades vinculadas), persistido en base de datos y asociado al id de usuario autenticado — no a un identificador de texto libre como el email.</w:t>
+      </w:r>
+    </w:p>
+    <w:p>
+      <w:pPr>
+        <w:pStyle w:val="ListParagraph"/>
+        <w:numPr>
+          <w:ilvl w:val="0"/>
+          <w:numId w:val="2"/>
+        </w:numPr>
+        <w:spacing w:after="90"/>
+      </w:pPr>
+      <w:r>
+        <w:t xml:space="preserve">Retención definida: cuánto tiempo se conserva el historial y el mecanismo para que el usuario solicite su eliminación (derecho ARCO).</w:t>
       </w:r>
     </w:p>
     <w:p>
@@ -386,20 +380,20 @@
           <w:bCs/>
           <w:color w:val="004481"/>
         </w:rPr>
-        <w:t xml:space="preserve">7. Integraciones y dependencias — equipo de Infraestructura</w:t>
-      </w:r>
-    </w:p>
-    <w:p>
-      <w:pPr>
-        <w:pStyle w:val="ListParagraph"/>
-        <w:numPr>
-          <w:ilvl w:val="0"/>
-          <w:numId w:val="2"/>
-        </w:numPr>
-        <w:spacing w:after="90"/>
-      </w:pPr>
-      <w:r>
-        <w:t xml:space="preserve">El botón de WhatsApp abre un deep-link (wa.me) hacia un número de asesor fijo/de ejemplo — sin CRM ni enrutamiento real de leads.</w:t>
+        <w:t xml:space="preserve">7. Integraciones e infraestructura — equipo de Infraestructura</w:t>
+      </w:r>
+    </w:p>
+    <w:p>
+      <w:pPr>
+        <w:pStyle w:val="ListParagraph"/>
+        <w:numPr>
+          <w:ilvl w:val="0"/>
+          <w:numId w:val="2"/>
+        </w:numPr>
+        <w:spacing w:after="90"/>
+      </w:pPr>
+      <w:r>
+        <w:t xml:space="preserve">El contacto con asesor hipotecario debe integrarse al mismo canal real del Módulo 10, con enrutamiento de leads por zona/carga de trabajo — no un número fijo para todos los usuarios.</w:t>
       </w:r>
     </w:p>
     <w:p>
@@ -416,20 +410,33 @@
           <w:bCs/>
           <w:color w:val="004481"/>
         </w:rPr>
-        <w:t xml:space="preserve">8. Consideraciones de seguridad — equipo de Seguridad</w:t>
-      </w:r>
-    </w:p>
-    <w:p>
-      <w:pPr>
-        <w:pStyle w:val="ListParagraph"/>
-        <w:numPr>
-          <w:ilvl w:val="0"/>
-          <w:numId w:val="2"/>
-        </w:numPr>
-        <w:spacing w:after="90"/>
-      </w:pPr>
-      <w:r>
-        <w:t xml:space="preserve">Datos financieros (ingreso, capacidad estimada) quedan en localStorage sin cifrar, atados al navegador — mismo alcance y limitación descrita en el Módulo 1.</w:t>
+        <w:t xml:space="preserve">8. Requerimientos de seguridad — equipo de Seguridad</w:t>
+      </w:r>
+    </w:p>
+    <w:p>
+      <w:pPr>
+        <w:pStyle w:val="ListParagraph"/>
+        <w:numPr>
+          <w:ilvl w:val="0"/>
+          <w:numId w:val="2"/>
+        </w:numPr>
+        <w:spacing w:after="90"/>
+      </w:pPr>
+      <w:r>
+        <w:t xml:space="preserve">Datos financieros cifrados en reposo.</w:t>
+      </w:r>
+    </w:p>
+    <w:p>
+      <w:pPr>
+        <w:pStyle w:val="ListParagraph"/>
+        <w:numPr>
+          <w:ilvl w:val="0"/>
+          <w:numId w:val="2"/>
+        </w:numPr>
+        <w:spacing w:after="90"/>
+      </w:pPr>
+      <w:r>
+        <w:t xml:space="preserve">Autorización a nivel de fila: cada usuario solo puede ver y modificar sus propias simulaciones.</w:t>
       </w:r>
     </w:p>
     <w:p>
@@ -446,50 +453,7 @@
           <w:bCs/>
           <w:color w:val="004481"/>
         </w:rPr>
-        <w:t xml:space="preserve">9. Limitaciones conocidas del prototipo</w:t>
-      </w:r>
-    </w:p>
-    <w:p>
-      <w:pPr>
-        <w:pStyle w:val="ListParagraph"/>
-        <w:numPr>
-          <w:ilvl w:val="0"/>
-          <w:numId w:val="2"/>
-        </w:numPr>
-        <w:spacing w:after="90"/>
-      </w:pPr>
-      <w:r>
-        <w:t xml:space="preserve">No hay forma de borrar una simulación vieja desde la interfaz.</w:t>
-      </w:r>
-    </w:p>
-    <w:p>
-      <w:pPr>
-        <w:pStyle w:val="ListParagraph"/>
-        <w:numPr>
-          <w:ilvl w:val="0"/>
-          <w:numId w:val="2"/>
-        </w:numPr>
-        <w:spacing w:after="90"/>
-      </w:pPr>
-      <w:r>
-        <w:t xml:space="preserve">El número de WhatsApp de asesor es el mismo para todos los usuarios — no hay asignación real de asesores.</w:t>
-      </w:r>
-    </w:p>
-    <w:p>
-      <w:pPr>
-        <w:pStyle w:val="Heading2"/>
-        <w:pBdr>
-          <w:bottom w:val="single" w:color="D9DEE4" w:sz="4" w:space="4"/>
-        </w:pBdr>
-        <w:spacing w:after="120" w:before="300"/>
-      </w:pPr>
-      <w:r>
-        <w:rPr>
-          <w:b/>
-          <w:bCs/>
-          <w:color w:val="004481"/>
-        </w:rPr>
-        <w:t xml:space="preserve">10. Pendientes / decisiones abiertas</w:t>
+        <w:t xml:space="preserve">9. Pendientes / decisiones abiertas</w:t>
       </w:r>
     </w:p>
     <w:p>
@@ -515,20 +479,20 @@
         <w:spacing w:after="90"/>
       </w:pPr>
       <w:r>
-        <w:t xml:space="preserve">Definir asignación real de asesores (por zona, carga de trabajo, etc.).</w:t>
-      </w:r>
-    </w:p>
-    <w:p>
-      <w:pPr>
-        <w:pStyle w:val="ListParagraph"/>
-        <w:numPr>
-          <w:ilvl w:val="0"/>
-          <w:numId w:val="2"/>
-        </w:numPr>
-        <w:spacing w:after="90"/>
-      </w:pPr>
-      <w:r>
-        <w:t xml:space="preserve">Evaluar integración con un CRM real.</w:t>
+        <w:t xml:space="preserve">Definir la asignación real de asesores hipotecarios.</w:t>
+      </w:r>
+    </w:p>
+    <w:p>
+      <w:pPr>
+        <w:pStyle w:val="ListParagraph"/>
+        <w:numPr>
+          <w:ilvl w:val="0"/>
+          <w:numId w:val="2"/>
+        </w:numPr>
+        <w:spacing w:after="90"/>
+      </w:pPr>
+      <w:r>
+        <w:t xml:space="preserve">Evaluar si debe permitirse editar o eliminar una simulación guardada.</w:t>
       </w:r>
     </w:p>
     <w:sectPr>
